--- a/docs/Bloodstone-QUASAR-Exchange-One-Pager.docx
+++ b/docs/Bloodstone-QUASAR-Exchange-One-Pager.docx
@@ -902,7 +902,7 @@
       <w:pPr>
         <w:spacing w:after="120"/>
       </w:pPr>
-      <w:hyperlink w:history="1" r:id="rIdqznyo2tgcoakxe5kaw702">
+      <w:hyperlink w:history="1" r:id="rIdtykvq6qrznknfwkhbhndf">
         <w:r>
           <w:rPr>
             <w:rStyle w:val="Hyperlink"/>
@@ -916,7 +916,7 @@
       <w:pPr>
         <w:spacing w:after="120"/>
       </w:pPr>
-      <w:hyperlink w:history="1" r:id="rIdqv-p64qjopgws_sevwyp5">
+      <w:hyperlink w:history="1" r:id="rIdtv6ocfwmsbde_fxhtys6y">
         <w:r>
           <w:rPr>
             <w:rStyle w:val="Hyperlink"/>
@@ -930,7 +930,7 @@
       <w:pPr>
         <w:spacing w:after="120"/>
       </w:pPr>
-      <w:hyperlink w:history="1" r:id="rIdjd_gxpko0xb5cwand4c-2">
+      <w:hyperlink w:history="1" r:id="rIdjx7cquibua98z9iwfezaj">
         <w:r>
           <w:rPr>
             <w:rStyle w:val="Hyperlink"/>

--- a/docs/Bloodstone-QUASAR-Exchange-One-Pager.docx
+++ b/docs/Bloodstone-QUASAR-Exchange-One-Pager.docx
@@ -902,7 +902,7 @@
       <w:pPr>
         <w:spacing w:after="120"/>
       </w:pPr>
-      <w:hyperlink w:history="1" r:id="rIdtykvq6qrznknfwkhbhndf">
+      <w:hyperlink w:history="1" r:id="rIdpboxf6uvd7bw3tz1fp8gf">
         <w:r>
           <w:rPr>
             <w:rStyle w:val="Hyperlink"/>
@@ -916,7 +916,7 @@
       <w:pPr>
         <w:spacing w:after="120"/>
       </w:pPr>
-      <w:hyperlink w:history="1" r:id="rIdtv6ocfwmsbde_fxhtys6y">
+      <w:hyperlink w:history="1" r:id="rIdmvxldpw1irtyvgo4toecw">
         <w:r>
           <w:rPr>
             <w:rStyle w:val="Hyperlink"/>
@@ -930,7 +930,7 @@
       <w:pPr>
         <w:spacing w:after="120"/>
       </w:pPr>
-      <w:hyperlink w:history="1" r:id="rIdjx7cquibua98z9iwfezaj">
+      <w:hyperlink w:history="1" r:id="rIdn-ekant3olrpjr4g26ezl">
         <w:r>
           <w:rPr>
             <w:rStyle w:val="Hyperlink"/>

--- a/docs/Bloodstone-QUASAR-Exchange-One-Pager.docx
+++ b/docs/Bloodstone-QUASAR-Exchange-One-Pager.docx
@@ -902,7 +902,7 @@
       <w:pPr>
         <w:spacing w:after="120"/>
       </w:pPr>
-      <w:hyperlink w:history="1" r:id="rIdpboxf6uvd7bw3tz1fp8gf">
+      <w:hyperlink w:history="1" r:id="rId6ufi2o6w9ouxpq2hubynr">
         <w:r>
           <w:rPr>
             <w:rStyle w:val="Hyperlink"/>
@@ -916,7 +916,7 @@
       <w:pPr>
         <w:spacing w:after="120"/>
       </w:pPr>
-      <w:hyperlink w:history="1" r:id="rIdmvxldpw1irtyvgo4toecw">
+      <w:hyperlink w:history="1" r:id="rIdistniqtvloj7m_nb9iw_d">
         <w:r>
           <w:rPr>
             <w:rStyle w:val="Hyperlink"/>
@@ -930,7 +930,7 @@
       <w:pPr>
         <w:spacing w:after="120"/>
       </w:pPr>
-      <w:hyperlink w:history="1" r:id="rIdn-ekant3olrpjr4g26ezl">
+      <w:hyperlink w:history="1" r:id="rId5ehlmcvizy0muxpegxb6h">
         <w:r>
           <w:rPr>
             <w:rStyle w:val="Hyperlink"/>

--- a/docs/Bloodstone-QUASAR-Exchange-One-Pager.docx
+++ b/docs/Bloodstone-QUASAR-Exchange-One-Pager.docx
@@ -902,7 +902,7 @@
       <w:pPr>
         <w:spacing w:after="120"/>
       </w:pPr>
-      <w:hyperlink w:history="1" r:id="rId6ufi2o6w9ouxpq2hubynr">
+      <w:hyperlink w:history="1" r:id="rIdg_qpb_f1ofkcpbv8kxk0u">
         <w:r>
           <w:rPr>
             <w:rStyle w:val="Hyperlink"/>
@@ -916,7 +916,7 @@
       <w:pPr>
         <w:spacing w:after="120"/>
       </w:pPr>
-      <w:hyperlink w:history="1" r:id="rIdistniqtvloj7m_nb9iw_d">
+      <w:hyperlink w:history="1" r:id="rIdperth5crhixx80vh781yw">
         <w:r>
           <w:rPr>
             <w:rStyle w:val="Hyperlink"/>
@@ -930,7 +930,7 @@
       <w:pPr>
         <w:spacing w:after="120"/>
       </w:pPr>
-      <w:hyperlink w:history="1" r:id="rId5ehlmcvizy0muxpegxb6h">
+      <w:hyperlink w:history="1" r:id="rIdcn4a-hajmagtbkkvcbuvk">
         <w:r>
           <w:rPr>
             <w:rStyle w:val="Hyperlink"/>
